--- a/pr-preview/pr-429/bayesian-inference-handout.docx
+++ b/pr-preview/pr-429/bayesian-inference-handout.docx
@@ -15,7 +15,7 @@
         <w:pStyle w:val="Date"/>
       </w:pPr>
       <w:r>
-        <w:t xml:space="preserve">Last modified: 2026-10-22 12:34:18 (PDT)</w:t>
+        <w:t xml:space="preserve">Last modified: 2026-10-22 13:40:01 (PDT)</w:t>
       </w:r>
     </w:p>
     <w:p>

--- a/pr-preview/pr-429/bayesian-inference-handout.docx
+++ b/pr-preview/pr-429/bayesian-inference-handout.docx
@@ -15,7 +15,7 @@
         <w:pStyle w:val="Date"/>
       </w:pPr>
       <w:r>
-        <w:t xml:space="preserve">Last modified: 2026-10-22 13:40:01 (PDT)</w:t>
+        <w:t xml:space="preserve">Last modified: 2026-10-22 15:45:15 (PDT)</w:t>
       </w:r>
     </w:p>
     <w:p>
@@ -3375,6 +3375,7 @@
             <m:e>
               <m:r>
                 <m:rPr>
+                  <m:scr m:val="double-struck"/>
                   <m:sty m:val="p"/>
                 </m:rPr>
                 <m:t>E</m:t>
@@ -32398,7 +32399,7 @@
     &amp;&amp; \text{(definition of the posterior predictive distribution)}\\
     &amp;= \int_0^1 \pi\, \operatorname{p}(\pi\mid \mathord{\smash[b]{\underset{\raise.3ex\hbox{$\scriptstyle\sim$}}{y}}\vphantom{y}})\, d\pi
     &amp;&amp; \text{(Bernoulli model)}\\
-    &amp;= {\operatorname{E}\mathopen{}\left[\pi\mid \mathord{\smash[b]{\underset{\raise.3ex\hbox{$\scriptstyle\sim$}}{y}}\vphantom{y}}\right]\mathclose{}}
+    &amp;= {\mathbb{E}\mathopen{}\left[\pi\mid \mathord{\smash[b]{\underset{\raise.3ex\hbox{$\scriptstyle\sim$}}{y}}\vphantom{y}}\right]\mathclose{}}
     &amp;&amp; \text{(definition of the posterior mean)}.
     \end{aligned}
     $$</w:t>
